--- a/por/docx/019.content.docx
+++ b/por/docx/019.content.docx
@@ -19,7 +19,7 @@
         <w:rPr>
           <w:lang w:val="pt_PT" w:bidi="pt_PT"/>
         </w:rPr>
-        <w:t>Resource: Tyndale Open Study Notes</w:t>
+        <w:t>Resource: Aquifer Open Study Notes (Profiles)</w:t>
       </w:r>
       <w:r>
         <w:rPr>
@@ -112,7 +112,7 @@
         <w:rPr>
           <w:lang w:val="pt_PT" w:bidi="pt_PT"/>
         </w:rPr>
-        <w:t>Tyndale Open Study Notes</w:t>
+        <w:t>Aquifer Open Study Notes (Profiles)</w:t>
       </w:r>
     </w:p>
     <w:p>

--- a/por/docx/019.content.docx
+++ b/por/docx/019.content.docx
@@ -233,54 +233,36 @@
         </w:rPr>
         <w:t xml:space="preserve">Uzias era filho de Amazias e Jecolias. Ele foi rei de Judá por 52 anos, de 792 a 740 a.C. (veja </w:t>
       </w:r>
-      <w:hyperlink r:id="rId13">
-        <w:r>
-          <w:rPr>
-            <w:lang w:val="pt_PT" w:bidi="pt_PT"/>
-          </w:rPr>
-          <w:rPr>
-            <w:color w:val="0000EE"/>
-            <w:u w:val="single"/>
-          </w:rPr>
-          <w:t>2Rs 14.21–22</w:t>
-        </w:r>
-      </w:hyperlink>
+      <w:r>
+        <w:rPr>
+          <w:lang w:val="pt_PT" w:bidi="pt_PT"/>
+        </w:rPr>
+        <w:t>2Rs 14.21–22</w:t>
+      </w:r>
       <w:r>
         <w:rPr>
           <w:lang w:val="pt_PT" w:bidi="pt_PT"/>
         </w:rPr>
         <w:t xml:space="preserve">; </w:t>
       </w:r>
-      <w:hyperlink r:id="rId14">
-        <w:r>
-          <w:rPr>
-            <w:lang w:val="pt_PT" w:bidi="pt_PT"/>
-          </w:rPr>
-          <w:rPr>
-            <w:color w:val="0000EE"/>
-            <w:u w:val="single"/>
-          </w:rPr>
-          <w:t>15.1–2</w:t>
-        </w:r>
-      </w:hyperlink>
+      <w:r>
+        <w:rPr>
+          <w:lang w:val="pt_PT" w:bidi="pt_PT"/>
+        </w:rPr>
+        <w:t>15.1–2</w:t>
+      </w:r>
       <w:r>
         <w:rPr>
           <w:lang w:val="pt_PT" w:bidi="pt_PT"/>
         </w:rPr>
         <w:t xml:space="preserve">; </w:t>
       </w:r>
-      <w:hyperlink r:id="rId15">
-        <w:r>
-          <w:rPr>
-            <w:lang w:val="pt_PT" w:bidi="pt_PT"/>
-          </w:rPr>
-          <w:rPr>
-            <w:color w:val="0000EE"/>
-            <w:u w:val="single"/>
-          </w:rPr>
-          <w:t>2Cr 26.1–3</w:t>
-        </w:r>
-      </w:hyperlink>
+      <w:r>
+        <w:rPr>
+          <w:lang w:val="pt_PT" w:bidi="pt_PT"/>
+        </w:rPr>
+        <w:t>2Cr 26.1–3</w:t>
+      </w:r>
       <w:r>
         <w:rPr>
           <w:lang w:val="pt_PT" w:bidi="pt_PT"/>
@@ -301,18 +283,12 @@
         </w:rPr>
         <w:t>Durante a maior parte do reinado de Uzias, Jeroboão II governou o reino do norte de Israel de 793 a 753 a.C. Ambos os reis foram bem-sucedidos e trouxeram um longo período de prosperidade para Israel e Judá. Uzias lutou com sucesso contra os filisteus e construiu muitas fortificações em Jerusalém e por todo Judá. Ele "buscou o Senhor" (</w:t>
       </w:r>
-      <w:hyperlink r:id="rId16">
-        <w:r>
-          <w:rPr>
-            <w:lang w:val="pt_PT" w:bidi="pt_PT"/>
-          </w:rPr>
-          <w:rPr>
-            <w:color w:val="0000EE"/>
-            <w:u w:val="single"/>
-          </w:rPr>
-          <w:t>2Cr 26.5</w:t>
-        </w:r>
-      </w:hyperlink>
+      <w:r>
+        <w:rPr>
+          <w:lang w:val="pt_PT" w:bidi="pt_PT"/>
+        </w:rPr>
+        <w:t>2Cr 26.5</w:t>
+      </w:r>
       <w:r>
         <w:rPr>
           <w:lang w:val="pt_PT" w:bidi="pt_PT"/>
@@ -333,72 +309,48 @@
         </w:rPr>
         <w:t>Vários profetas estavam ativos durante o reinado de Uzias. Amós e Oseias profetizaram durante sua vida (</w:t>
       </w:r>
-      <w:hyperlink r:id="rId17">
-        <w:r>
-          <w:rPr>
-            <w:lang w:val="pt_PT" w:bidi="pt_PT"/>
-          </w:rPr>
-          <w:rPr>
-            <w:color w:val="0000EE"/>
-            <w:u w:val="single"/>
-          </w:rPr>
-          <w:t>Os 1.1</w:t>
-        </w:r>
-      </w:hyperlink>
+      <w:r>
+        <w:rPr>
+          <w:lang w:val="pt_PT" w:bidi="pt_PT"/>
+        </w:rPr>
+        <w:t>Os 1.1</w:t>
+      </w:r>
       <w:r>
         <w:rPr>
           <w:lang w:val="pt_PT" w:bidi="pt_PT"/>
         </w:rPr>
         <w:t xml:space="preserve">; </w:t>
       </w:r>
-      <w:hyperlink r:id="rId18">
-        <w:r>
-          <w:rPr>
-            <w:lang w:val="pt_PT" w:bidi="pt_PT"/>
-          </w:rPr>
-          <w:rPr>
-            <w:color w:val="0000EE"/>
-            <w:u w:val="single"/>
-          </w:rPr>
-          <w:t>Am 1.1</w:t>
-        </w:r>
-      </w:hyperlink>
+      <w:r>
+        <w:rPr>
+          <w:lang w:val="pt_PT" w:bidi="pt_PT"/>
+        </w:rPr>
+        <w:t>Am 1.1</w:t>
+      </w:r>
       <w:r>
         <w:rPr>
           <w:lang w:val="pt_PT" w:bidi="pt_PT"/>
         </w:rPr>
         <w:t>), embora a maioria de suas mensagens fosse para o reino do norte. O profeta Isaías recebeu seu chamado no ano em que Uzias morreu (</w:t>
       </w:r>
-      <w:hyperlink r:id="rId19">
-        <w:r>
-          <w:rPr>
-            <w:lang w:val="pt_PT" w:bidi="pt_PT"/>
-          </w:rPr>
-          <w:rPr>
-            <w:color w:val="0000EE"/>
-            <w:u w:val="single"/>
-          </w:rPr>
-          <w:t>Is 1.1</w:t>
-        </w:r>
-      </w:hyperlink>
+      <w:r>
+        <w:rPr>
+          <w:lang w:val="pt_PT" w:bidi="pt_PT"/>
+        </w:rPr>
+        <w:t>Is 1.1</w:t>
+      </w:r>
       <w:r>
         <w:rPr>
           <w:lang w:val="pt_PT" w:bidi="pt_PT"/>
         </w:rPr>
         <w:t xml:space="preserve">; </w:t>
       </w:r>
-      <w:hyperlink r:id="rId20">
-        <w:r>
-          <w:rPr>
-            <w:lang w:val="pt_PT" w:bidi="pt_PT"/>
-          </w:rPr>
-          <w:rPr>
-            <w:color w:val="0000EE"/>
-            <w:u w:val="single"/>
-          </w:rPr>
-          <w:t>6.1</w:t>
-        </w:r>
-      </w:hyperlink>
+      <w:r>
+        <w:rPr>
+          <w:lang w:val="pt_PT" w:bidi="pt_PT"/>
+        </w:rPr>
+        <w:t>6.1</w:t>
+      </w:r>
       <w:r>
         <w:rPr>
           <w:lang w:val="pt_PT" w:bidi="pt_PT"/>
@@ -419,36 +371,24 @@
         </w:rPr>
         <w:t>Uzias tornou-se orgulhoso de seus muitos sucessos, o que levou à sua queda (</w:t>
       </w:r>
-      <w:hyperlink r:id="rId21">
-        <w:r>
-          <w:rPr>
-            <w:lang w:val="pt_PT" w:bidi="pt_PT"/>
-          </w:rPr>
-          <w:rPr>
-            <w:color w:val="0000EE"/>
-            <w:u w:val="single"/>
-          </w:rPr>
-          <w:t>2Cr 26.16</w:t>
-        </w:r>
-      </w:hyperlink>
+      <w:r>
+        <w:rPr>
+          <w:lang w:val="pt_PT" w:bidi="pt_PT"/>
+        </w:rPr>
+        <w:t>2Cr 26.16</w:t>
+      </w:r>
       <w:r>
         <w:rPr>
           <w:lang w:val="pt_PT" w:bidi="pt_PT"/>
         </w:rPr>
         <w:t>). Ele agiu como um sacerdote, entrou na área sagrada do templo e queimou incenso. Os sacerdotes tentaram impedi-lo de pecar contra o Senhor, mas ele ignorou suas advertências com raiva. Por causa de sua desobediência, Deus deu a Uzias lepra, e ele teve que viver o resto de sua vida em isolamento. Uzias foi sepultado com seus antepassados, mas à distância por causa de sua lepra (</w:t>
       </w:r>
-      <w:hyperlink r:id="rId22">
-        <w:r>
-          <w:rPr>
-            <w:lang w:val="pt_PT" w:bidi="pt_PT"/>
-          </w:rPr>
-          <w:rPr>
-            <w:color w:val="0000EE"/>
-            <w:u w:val="single"/>
-          </w:rPr>
-          <w:t>2Cr 26.23</w:t>
-        </w:r>
-      </w:hyperlink>
+      <w:r>
+        <w:rPr>
+          <w:lang w:val="pt_PT" w:bidi="pt_PT"/>
+        </w:rPr>
+        <w:t>2Cr 26.23</w:t>
+      </w:r>
       <w:r>
         <w:rPr>
           <w:lang w:val="pt_PT" w:bidi="pt_PT"/>
@@ -478,144 +418,96 @@
           <w:lang w:val="pt_PT" w:bidi="pt_PT"/>
         </w:rPr>
       </w:r>
-      <w:hyperlink r:id="rId13">
-        <w:r>
-          <w:rPr>
-            <w:lang w:val="pt_PT" w:bidi="pt_PT"/>
-          </w:rPr>
-          <w:rPr>
-            <w:color w:val="0000EE"/>
-            <w:u w:val="single"/>
-          </w:rPr>
-          <w:t>2 Reis 14.21–22</w:t>
-        </w:r>
-      </w:hyperlink>
+      <w:r>
+        <w:rPr>
+          <w:lang w:val="pt_PT" w:bidi="pt_PT"/>
+        </w:rPr>
+        <w:t>2 Reis 14.21–22</w:t>
+      </w:r>
       <w:r>
         <w:rPr>
           <w:lang w:val="pt_PT" w:bidi="pt_PT"/>
         </w:rPr>
         <w:t xml:space="preserve">; </w:t>
       </w:r>
-      <w:hyperlink r:id="rId23">
-        <w:r>
-          <w:rPr>
-            <w:lang w:val="pt_PT" w:bidi="pt_PT"/>
-          </w:rPr>
-          <w:rPr>
-            <w:color w:val="0000EE"/>
-            <w:u w:val="single"/>
-          </w:rPr>
-          <w:t>15.1–7</w:t>
-        </w:r>
-      </w:hyperlink>
+      <w:r>
+        <w:rPr>
+          <w:lang w:val="pt_PT" w:bidi="pt_PT"/>
+        </w:rPr>
+        <w:t>15.1–7</w:t>
+      </w:r>
       <w:r>
         <w:rPr>
           <w:lang w:val="pt_PT" w:bidi="pt_PT"/>
         </w:rPr>
         <w:t xml:space="preserve">; </w:t>
       </w:r>
-      <w:hyperlink r:id="rId24">
-        <w:r>
-          <w:rPr>
-            <w:lang w:val="pt_PT" w:bidi="pt_PT"/>
-          </w:rPr>
-          <w:rPr>
-            <w:color w:val="0000EE"/>
-            <w:u w:val="single"/>
-          </w:rPr>
-          <w:t>2 Crônicas 26.1–23</w:t>
-        </w:r>
-      </w:hyperlink>
+      <w:r>
+        <w:rPr>
+          <w:lang w:val="pt_PT" w:bidi="pt_PT"/>
+        </w:rPr>
+        <w:t>2 Crônicas 26.1–23</w:t>
+      </w:r>
       <w:r>
         <w:rPr>
           <w:lang w:val="pt_PT" w:bidi="pt_PT"/>
         </w:rPr>
         <w:t xml:space="preserve">; </w:t>
       </w:r>
-      <w:hyperlink r:id="rId19">
-        <w:r>
-          <w:rPr>
-            <w:lang w:val="pt_PT" w:bidi="pt_PT"/>
-          </w:rPr>
-          <w:rPr>
-            <w:color w:val="0000EE"/>
-            <w:u w:val="single"/>
-          </w:rPr>
-          <w:t>Isaías 1.1</w:t>
-        </w:r>
-      </w:hyperlink>
+      <w:r>
+        <w:rPr>
+          <w:lang w:val="pt_PT" w:bidi="pt_PT"/>
+        </w:rPr>
+        <w:t>Isaías 1.1</w:t>
+      </w:r>
       <w:r>
         <w:rPr>
           <w:lang w:val="pt_PT" w:bidi="pt_PT"/>
         </w:rPr>
         <w:t xml:space="preserve">; </w:t>
       </w:r>
-      <w:hyperlink r:id="rId20">
-        <w:r>
-          <w:rPr>
-            <w:lang w:val="pt_PT" w:bidi="pt_PT"/>
-          </w:rPr>
-          <w:rPr>
-            <w:color w:val="0000EE"/>
-            <w:u w:val="single"/>
-          </w:rPr>
-          <w:t>6.1</w:t>
-        </w:r>
-      </w:hyperlink>
+      <w:r>
+        <w:rPr>
+          <w:lang w:val="pt_PT" w:bidi="pt_PT"/>
+        </w:rPr>
+        <w:t>6.1</w:t>
+      </w:r>
       <w:r>
         <w:rPr>
           <w:lang w:val="pt_PT" w:bidi="pt_PT"/>
         </w:rPr>
         <w:t xml:space="preserve">; </w:t>
       </w:r>
-      <w:hyperlink r:id="rId17">
-        <w:r>
-          <w:rPr>
-            <w:lang w:val="pt_PT" w:bidi="pt_PT"/>
-          </w:rPr>
-          <w:rPr>
-            <w:color w:val="0000EE"/>
-            <w:u w:val="single"/>
-          </w:rPr>
-          <w:t>Oseias 1.1</w:t>
-        </w:r>
-      </w:hyperlink>
+      <w:r>
+        <w:rPr>
+          <w:lang w:val="pt_PT" w:bidi="pt_PT"/>
+        </w:rPr>
+        <w:t>Oseias 1.1</w:t>
+      </w:r>
       <w:r>
         <w:rPr>
           <w:lang w:val="pt_PT" w:bidi="pt_PT"/>
         </w:rPr>
         <w:t xml:space="preserve">; </w:t>
       </w:r>
-      <w:hyperlink r:id="rId18">
-        <w:r>
-          <w:rPr>
-            <w:lang w:val="pt_PT" w:bidi="pt_PT"/>
-          </w:rPr>
-          <w:rPr>
-            <w:color w:val="0000EE"/>
-            <w:u w:val="single"/>
-          </w:rPr>
-          <w:t>Amós 1.1</w:t>
-        </w:r>
-      </w:hyperlink>
+      <w:r>
+        <w:rPr>
+          <w:lang w:val="pt_PT" w:bidi="pt_PT"/>
+        </w:rPr>
+        <w:t>Amós 1.1</w:t>
+      </w:r>
       <w:r>
         <w:rPr>
           <w:lang w:val="pt_PT" w:bidi="pt_PT"/>
         </w:rPr>
         <w:t xml:space="preserve">; </w:t>
       </w:r>
-      <w:hyperlink r:id="rId25">
-        <w:r>
-          <w:rPr>
-            <w:lang w:val="pt_PT" w:bidi="pt_PT"/>
-          </w:rPr>
-          <w:rPr>
-            <w:color w:val="0000EE"/>
-            <w:u w:val="single"/>
-          </w:rPr>
-          <w:t>Zacarias 14.5</w:t>
-        </w:r>
-      </w:hyperlink>
+      <w:r>
+        <w:rPr>
+          <w:lang w:val="pt_PT" w:bidi="pt_PT"/>
+        </w:rPr>
+        <w:t>Zacarias 14.5</w:t>
+      </w:r>
       <w:r>
         <w:rPr>
           <w:lang w:val="pt_PT" w:bidi="pt_PT"/>
